--- a/docs/projects/P3/mini-irb-consent-template.docx
+++ b/docs/projects/P3/mini-irb-consent-template.docx
@@ -1,6 +1,6 @@
 
 <file path=word/document.xml><?xml version="1.0" encoding="utf-8"?>
-<w:document xmlns:wpc="http://schemas.microsoft.com/office/word/2010/wordprocessingCanvas" xmlns:cx="http://schemas.microsoft.com/office/drawing/2014/chartex" xmlns:cx1="http://schemas.microsoft.com/office/drawing/2015/9/8/chartex" xmlns:cx2="http://schemas.microsoft.com/office/drawing/2015/10/21/chartex" xmlns:cx3="http://schemas.microsoft.com/office/drawing/2016/5/9/chartex" xmlns:cx4="http://schemas.microsoft.com/office/drawing/2016/5/10/chartex" xmlns:cx5="http://schemas.microsoft.com/office/drawing/2016/5/11/chartex" xmlns:cx6="http://schemas.microsoft.com/office/drawing/2016/5/12/chartex" xmlns:cx7="http://schemas.microsoft.com/office/drawing/2016/5/13/chartex" xmlns:cx8="http://schemas.microsoft.com/office/drawing/2016/5/14/chartex" xmlns:mc="http://schemas.openxmlformats.org/markup-compatibility/2006" xmlns:aink="http://schemas.microsoft.com/office/drawing/2016/ink" xmlns:am3d="http://schemas.microsoft.com/office/drawing/2017/model3d" xmlns:o="urn:schemas-microsoft-com:office:office" xmlns:oel="http://schemas.microsoft.com/office/2019/extlst" xmlns:r="http://schemas.openxmlformats.org/officeDocument/2006/relationships" xmlns:m="http://schemas.openxmlformats.org/officeDocument/2006/math" xmlns:v="urn:schemas-microsoft-com:vml" xmlns:wp14="http://schemas.microsoft.com/office/word/2010/wordprocessingDrawing" xmlns:wp="http://schemas.openxmlformats.org/drawingml/2006/wordprocessingDrawing" xmlns:w10="urn:schemas-microsoft-com:office:word" xmlns:w="http://schemas.openxmlformats.org/wordprocessingml/2006/main" xmlns:w14="http://schemas.microsoft.com/office/word/2010/wordml" xmlns:w15="http://schemas.microsoft.com/office/word/2012/wordml" xmlns:w16cex="http://schemas.microsoft.com/office/word/2018/wordml/cex" xmlns:w16cid="http://schemas.microsoft.com/office/word/2016/wordml/cid" xmlns:w16="http://schemas.microsoft.com/office/word/2018/wordml" xmlns:w16du="http://schemas.microsoft.com/office/word/2023/wordml/word16du" xmlns:w16sdtdh="http://schemas.microsoft.com/office/word/2020/wordml/sdtdatahash" xmlns:w16se="http://schemas.microsoft.com/office/word/2015/wordml/symex" xmlns:wpg="http://schemas.microsoft.com/office/word/2010/wordprocessingGroup" xmlns:wpi="http://schemas.microsoft.com/office/word/2010/wordprocessingInk" xmlns:wne="http://schemas.microsoft.com/office/word/2006/wordml" xmlns:wps="http://schemas.microsoft.com/office/word/2010/wordprocessingShape" mc:Ignorable="w14 w15 w16se w16cid w16 w16cex w16sdtdh w16du wp14">
+<w:document xmlns:wpc="http://schemas.microsoft.com/office/word/2010/wordprocessingCanvas" xmlns:cx="http://schemas.microsoft.com/office/drawing/2014/chartex" xmlns:cx1="http://schemas.microsoft.com/office/drawing/2015/9/8/chartex" xmlns:cx2="http://schemas.microsoft.com/office/drawing/2015/10/21/chartex" xmlns:cx3="http://schemas.microsoft.com/office/drawing/2016/5/9/chartex" xmlns:cx4="http://schemas.microsoft.com/office/drawing/2016/5/10/chartex" xmlns:cx5="http://schemas.microsoft.com/office/drawing/2016/5/11/chartex" xmlns:cx6="http://schemas.microsoft.com/office/drawing/2016/5/12/chartex" xmlns:cx7="http://schemas.microsoft.com/office/drawing/2016/5/13/chartex" xmlns:cx8="http://schemas.microsoft.com/office/drawing/2016/5/14/chartex" xmlns:mc="http://schemas.openxmlformats.org/markup-compatibility/2006" xmlns:m="http://schemas.openxmlformats.org/officeDocument/2006/math" xmlns:aink="http://schemas.microsoft.com/office/drawing/2016/ink" xmlns:am3d="http://schemas.microsoft.com/office/drawing/2017/model3d" xmlns:oel="http://schemas.microsoft.com/office/2019/extlst" xmlns:r="http://schemas.openxmlformats.org/officeDocument/2006/relationships" xmlns:wp14="http://schemas.microsoft.com/office/word/2010/wordprocessingDrawing" xmlns:wp="http://schemas.openxmlformats.org/drawingml/2006/wordprocessingDrawing" xmlns:wpg="http://schemas.microsoft.com/office/word/2010/wordprocessingGroup" xmlns:wpi="http://schemas.microsoft.com/office/word/2010/wordprocessingInk" xmlns:wps="http://schemas.microsoft.com/office/word/2010/wordprocessingShape" xmlns:o="urn:schemas-microsoft-com:office:office" xmlns:v="urn:schemas-microsoft-com:vml" xmlns:w10="urn:schemas-microsoft-com:office:word" xmlns:w="http://schemas.openxmlformats.org/wordprocessingml/2006/main" xmlns:w14="http://schemas.microsoft.com/office/word/2010/wordml" xmlns:w15="http://schemas.microsoft.com/office/word/2012/wordml" xmlns:w16cex="http://schemas.microsoft.com/office/word/2018/wordml/cex" xmlns:w16cid="http://schemas.microsoft.com/office/word/2016/wordml/cid" xmlns:w16="http://schemas.microsoft.com/office/word/2018/wordml" xmlns:w16sdtdh="http://schemas.microsoft.com/office/word/2020/wordml/sdtdatahash" xmlns:w16sdtfl="http://schemas.microsoft.com/office/word/2024/wordml/sdtformatlock" xmlns:w16se="http://schemas.microsoft.com/office/word/2015/wordml/symex" xmlns:w16du="http://schemas.microsoft.com/office/word/2023/wordml/word16du" xmlns:wne="http://schemas.microsoft.com/office/word/2006/wordml" mc:Ignorable="w14 w15 w16se w16cid w16 w16cex w16sdtdh w16sdtfl w16du wp14">
   <w:body>
     <w:p>
       <w:pPr>
@@ -320,33 +320,6 @@
           <w:spacing w:val="-3"/>
         </w:rPr>
       </w:pPr>
-      <w:r>
-        <w:rPr>
-          <w:rFonts w:ascii="Calibri" w:hAnsi="Calibri"/>
-          <w:spacing w:val="-3"/>
-        </w:rPr>
-        <w:t xml:space="preserve">Patrick Carrington, Assistant Professor, </w:t>
-      </w:r>
-      <w:r>
-        <w:rPr>
-          <w:rFonts w:ascii="Calibri" w:hAnsi="Calibri"/>
-          <w:spacing w:val="-3"/>
-        </w:rPr>
-        <w:t xml:space="preserve">Human-Computer Interaction Institute, pcarrington@cmu.edu </w:t>
-      </w:r>
-    </w:p>
-    <w:p>
-      <w:pPr>
-        <w:tabs>
-          <w:tab w:val="left" w:pos="-720"/>
-        </w:tabs>
-        <w:suppressAutoHyphens/>
-        <w:outlineLvl w:val="0"/>
-        <w:rPr>
-          <w:rFonts w:ascii="Calibri" w:hAnsi="Calibri"/>
-          <w:spacing w:val="-3"/>
-        </w:rPr>
-      </w:pPr>
     </w:p>
     <w:p>
       <w:pPr>
@@ -768,6 +741,117 @@
           <w:color w:val="0070C0"/>
           <w:spacing w:val="-3"/>
         </w:rPr>
+        <w:t xml:space="preserve">[Insert the expected </w:t>
+      </w:r>
+      <w:r>
+        <w:rPr>
+          <w:rFonts w:ascii="Calibri" w:hAnsi="Calibri"/>
+          <w:b/>
+          <w:color w:val="0070C0"/>
+          <w:spacing w:val="-3"/>
+        </w:rPr>
+        <w:t>duration</w:t>
+      </w:r>
+      <w:r>
+        <w:rPr>
+          <w:rFonts w:ascii="Calibri" w:hAnsi="Calibri"/>
+          <w:color w:val="0070C0"/>
+          <w:spacing w:val="-3"/>
+        </w:rPr>
+        <w:t xml:space="preserve"> of participation in the study.  Indicate the </w:t>
+      </w:r>
+      <w:r>
+        <w:rPr>
+          <w:rFonts w:ascii="Calibri" w:hAnsi="Calibri"/>
+          <w:b/>
+          <w:color w:val="0070C0"/>
+          <w:spacing w:val="-3"/>
+        </w:rPr>
+        <w:t>location</w:t>
+      </w:r>
+      <w:r>
+        <w:rPr>
+          <w:rFonts w:ascii="Calibri" w:hAnsi="Calibri"/>
+          <w:color w:val="0070C0"/>
+          <w:spacing w:val="-3"/>
+        </w:rPr>
+        <w:t xml:space="preserve"> where research will be performed so that participants may estimate travel time]</w:t>
+      </w:r>
+    </w:p>
+    <w:p>
+      <w:pPr>
+        <w:tabs>
+          <w:tab w:val="left" w:pos="-720"/>
+        </w:tabs>
+        <w:suppressAutoHyphens/>
+        <w:rPr>
+          <w:rFonts w:ascii="Calibri" w:hAnsi="Calibri"/>
+          <w:spacing w:val="-3"/>
+        </w:rPr>
+      </w:pPr>
+    </w:p>
+    <w:p>
+      <w:pPr>
+        <w:tabs>
+          <w:tab w:val="left" w:pos="-720"/>
+        </w:tabs>
+        <w:suppressAutoHyphens/>
+        <w:outlineLvl w:val="0"/>
+        <w:rPr>
+          <w:rFonts w:ascii="Calibri" w:hAnsi="Calibri"/>
+          <w:spacing w:val="-3"/>
+        </w:rPr>
+      </w:pPr>
+      <w:r>
+        <w:rPr>
+          <w:rFonts w:ascii="Calibri" w:hAnsi="Calibri"/>
+          <w:b/>
+          <w:spacing w:val="-3"/>
+        </w:rPr>
+        <w:t>Participant Requirements</w:t>
+      </w:r>
+      <w:r>
+        <w:rPr>
+          <w:rFonts w:ascii="Calibri" w:hAnsi="Calibri"/>
+          <w:spacing w:val="-3"/>
+        </w:rPr>
+        <w:t xml:space="preserve">  </w:t>
+      </w:r>
+    </w:p>
+    <w:p>
+      <w:pPr>
+        <w:tabs>
+          <w:tab w:val="left" w:pos="-720"/>
+        </w:tabs>
+        <w:suppressAutoHyphens/>
+        <w:rPr>
+          <w:rFonts w:ascii="Calibri" w:hAnsi="Calibri"/>
+          <w:color w:val="0070C0"/>
+          <w:spacing w:val="-3"/>
+        </w:rPr>
+      </w:pPr>
+      <w:r>
+        <w:rPr>
+          <w:rFonts w:ascii="Calibri" w:hAnsi="Calibri"/>
+          <w:color w:val="0070C0"/>
+          <w:spacing w:val="-3"/>
+        </w:rPr>
+        <w:t xml:space="preserve">[List </w:t>
+      </w:r>
+      <w:r>
+        <w:rPr>
+          <w:rFonts w:ascii="Calibri" w:hAnsi="Calibri"/>
+          <w:color w:val="0070C0"/>
+          <w:spacing w:val="-3"/>
+        </w:rPr>
+        <w:t>any</w:t>
+      </w:r>
+      <w:r>
+        <w:rPr>
+          <w:rFonts w:ascii="Calibri" w:hAnsi="Calibri"/>
+          <w:color w:val="0070C0"/>
+          <w:spacing w:val="-3"/>
+        </w:rPr>
         <w:t xml:space="preserve"> </w:t>
       </w:r>
       <w:r>
@@ -776,41 +860,71 @@
           <w:color w:val="0070C0"/>
           <w:spacing w:val="-3"/>
         </w:rPr>
-        <w:t xml:space="preserve">[Insert the expected </w:t>
-      </w:r>
-      <w:r>
-        <w:rPr>
-          <w:rFonts w:ascii="Calibri" w:hAnsi="Calibri"/>
-          <w:b/>
-          <w:color w:val="0070C0"/>
-          <w:spacing w:val="-3"/>
-        </w:rPr>
-        <w:t>duration</w:t>
-      </w:r>
-      <w:r>
-        <w:rPr>
-          <w:rFonts w:ascii="Calibri" w:hAnsi="Calibri"/>
-          <w:color w:val="0070C0"/>
-          <w:spacing w:val="-3"/>
-        </w:rPr>
-        <w:t xml:space="preserve"> of participation in the study.  Indicate the </w:t>
-      </w:r>
-      <w:r>
-        <w:rPr>
-          <w:rFonts w:ascii="Calibri" w:hAnsi="Calibri"/>
-          <w:b/>
-          <w:color w:val="0070C0"/>
-          <w:spacing w:val="-3"/>
-        </w:rPr>
-        <w:t>location</w:t>
-      </w:r>
-      <w:r>
-        <w:rPr>
-          <w:rFonts w:ascii="Calibri" w:hAnsi="Calibri"/>
-          <w:color w:val="0070C0"/>
-          <w:spacing w:val="-3"/>
-        </w:rPr>
-        <w:t xml:space="preserve"> where research will be performed so that participants may estimate travel time]</w:t>
+        <w:t>requirements for</w:t>
+      </w:r>
+      <w:r>
+        <w:rPr>
+          <w:rFonts w:ascii="Calibri" w:hAnsi="Calibri"/>
+          <w:color w:val="0070C0"/>
+          <w:spacing w:val="-3"/>
+        </w:rPr>
+        <w:t xml:space="preserve"> inclusion of p</w:t>
+      </w:r>
+      <w:r>
+        <w:rPr>
+          <w:rFonts w:ascii="Calibri" w:hAnsi="Calibri"/>
+          <w:color w:val="0070C0"/>
+          <w:spacing w:val="-3"/>
+        </w:rPr>
+        <w:t>articipan</w:t>
+      </w:r>
+      <w:r>
+        <w:rPr>
+          <w:rFonts w:ascii="Calibri" w:hAnsi="Calibri"/>
+          <w:color w:val="0070C0"/>
+          <w:spacing w:val="-3"/>
+        </w:rPr>
+        <w:t>ts</w:t>
+      </w:r>
+      <w:r>
+        <w:rPr>
+          <w:rFonts w:ascii="Calibri" w:hAnsi="Calibri"/>
+          <w:color w:val="0070C0"/>
+          <w:spacing w:val="-3"/>
+        </w:rPr>
+        <w:t xml:space="preserve"> in the study</w:t>
+      </w:r>
+      <w:r>
+        <w:rPr>
+          <w:rFonts w:ascii="Calibri" w:hAnsi="Calibri"/>
+          <w:color w:val="0070C0"/>
+          <w:spacing w:val="-3"/>
+        </w:rPr>
+        <w:t xml:space="preserve">. Include </w:t>
+      </w:r>
+      <w:r>
+        <w:rPr>
+          <w:rFonts w:ascii="Calibri" w:hAnsi="Calibri"/>
+          <w:color w:val="0070C0"/>
+          <w:spacing w:val="-3"/>
+        </w:rPr>
+        <w:t xml:space="preserve">any specific </w:t>
+      </w:r>
+      <w:r>
+        <w:rPr>
+          <w:rFonts w:ascii="Calibri" w:hAnsi="Calibri"/>
+          <w:color w:val="0070C0"/>
+          <w:spacing w:val="-3"/>
+        </w:rPr>
+        <w:t>age requirement.</w:t>
+      </w:r>
+      <w:r>
+        <w:rPr>
+          <w:rFonts w:ascii="Calibri" w:hAnsi="Calibri"/>
+          <w:color w:val="0070C0"/>
+          <w:spacing w:val="-3"/>
+        </w:rPr>
+        <w:t xml:space="preserve"> </w:t>
       </w:r>
     </w:p>
     <w:p>
@@ -821,6 +935,7 @@
         <w:suppressAutoHyphens/>
         <w:rPr>
           <w:rFonts w:ascii="Calibri" w:hAnsi="Calibri"/>
+          <w:b/>
           <w:spacing w:val="-3"/>
         </w:rPr>
       </w:pPr>
@@ -834,23 +949,17 @@
         <w:outlineLvl w:val="0"/>
         <w:rPr>
           <w:rFonts w:ascii="Calibri" w:hAnsi="Calibri"/>
-          <w:spacing w:val="-3"/>
-        </w:rPr>
-      </w:pPr>
-      <w:r>
-        <w:rPr>
-          <w:rFonts w:ascii="Calibri" w:hAnsi="Calibri"/>
-          <w:b/>
-          <w:spacing w:val="-3"/>
-        </w:rPr>
-        <w:t>Participant Requirements</w:t>
-      </w:r>
-      <w:r>
-        <w:rPr>
-          <w:rFonts w:ascii="Calibri" w:hAnsi="Calibri"/>
-          <w:spacing w:val="-3"/>
-        </w:rPr>
-        <w:t xml:space="preserve">  </w:t>
+          <w:b/>
+          <w:spacing w:val="-3"/>
+        </w:rPr>
+      </w:pPr>
+      <w:r>
+        <w:rPr>
+          <w:rFonts w:ascii="Calibri" w:hAnsi="Calibri"/>
+          <w:b/>
+          <w:spacing w:val="-3"/>
+        </w:rPr>
+        <w:t>Risks</w:t>
       </w:r>
     </w:p>
     <w:p>
@@ -861,150 +970,6 @@
         <w:suppressAutoHyphens/>
         <w:rPr>
           <w:rFonts w:ascii="Calibri" w:hAnsi="Calibri"/>
-          <w:color w:val="0070C0"/>
-          <w:spacing w:val="-3"/>
-        </w:rPr>
-      </w:pPr>
-      <w:r>
-        <w:rPr>
-          <w:rFonts w:ascii="Calibri" w:hAnsi="Calibri"/>
-          <w:color w:val="0070C0"/>
-          <w:spacing w:val="-3"/>
-        </w:rPr>
-        <w:t xml:space="preserve">[List </w:t>
-      </w:r>
-      <w:r>
-        <w:rPr>
-          <w:rFonts w:ascii="Calibri" w:hAnsi="Calibri"/>
-          <w:color w:val="0070C0"/>
-          <w:spacing w:val="-3"/>
-        </w:rPr>
-        <w:t>any</w:t>
-      </w:r>
-      <w:r>
-        <w:rPr>
-          <w:rFonts w:ascii="Calibri" w:hAnsi="Calibri"/>
-          <w:color w:val="0070C0"/>
-          <w:spacing w:val="-3"/>
-        </w:rPr>
-        <w:t xml:space="preserve"> </w:t>
-      </w:r>
-      <w:r>
-        <w:rPr>
-          <w:rFonts w:ascii="Calibri" w:hAnsi="Calibri"/>
-          <w:color w:val="0070C0"/>
-          <w:spacing w:val="-3"/>
-        </w:rPr>
-        <w:t>requirements for</w:t>
-      </w:r>
-      <w:r>
-        <w:rPr>
-          <w:rFonts w:ascii="Calibri" w:hAnsi="Calibri"/>
-          <w:color w:val="0070C0"/>
-          <w:spacing w:val="-3"/>
-        </w:rPr>
-        <w:t xml:space="preserve"> inclusion of p</w:t>
-      </w:r>
-      <w:r>
-        <w:rPr>
-          <w:rFonts w:ascii="Calibri" w:hAnsi="Calibri"/>
-          <w:color w:val="0070C0"/>
-          <w:spacing w:val="-3"/>
-        </w:rPr>
-        <w:t>articipan</w:t>
-      </w:r>
-      <w:r>
-        <w:rPr>
-          <w:rFonts w:ascii="Calibri" w:hAnsi="Calibri"/>
-          <w:color w:val="0070C0"/>
-          <w:spacing w:val="-3"/>
-        </w:rPr>
-        <w:t>ts</w:t>
-      </w:r>
-      <w:r>
-        <w:rPr>
-          <w:rFonts w:ascii="Calibri" w:hAnsi="Calibri"/>
-          <w:color w:val="0070C0"/>
-          <w:spacing w:val="-3"/>
-        </w:rPr>
-        <w:t xml:space="preserve"> in the study</w:t>
-      </w:r>
-      <w:r>
-        <w:rPr>
-          <w:rFonts w:ascii="Calibri" w:hAnsi="Calibri"/>
-          <w:color w:val="0070C0"/>
-          <w:spacing w:val="-3"/>
-        </w:rPr>
-        <w:t xml:space="preserve">. Include </w:t>
-      </w:r>
-      <w:r>
-        <w:rPr>
-          <w:rFonts w:ascii="Calibri" w:hAnsi="Calibri"/>
-          <w:color w:val="0070C0"/>
-          <w:spacing w:val="-3"/>
-        </w:rPr>
-        <w:t xml:space="preserve">any specific </w:t>
-      </w:r>
-      <w:r>
-        <w:rPr>
-          <w:rFonts w:ascii="Calibri" w:hAnsi="Calibri"/>
-          <w:color w:val="0070C0"/>
-          <w:spacing w:val="-3"/>
-        </w:rPr>
-        <w:t>age requirement.</w:t>
-      </w:r>
-      <w:r>
-        <w:rPr>
-          <w:rFonts w:ascii="Calibri" w:hAnsi="Calibri"/>
-          <w:color w:val="0070C0"/>
-          <w:spacing w:val="-3"/>
-        </w:rPr>
-        <w:t xml:space="preserve"> </w:t>
-      </w:r>
-    </w:p>
-    <w:p>
-      <w:pPr>
-        <w:tabs>
-          <w:tab w:val="left" w:pos="-720"/>
-        </w:tabs>
-        <w:suppressAutoHyphens/>
-        <w:rPr>
-          <w:rFonts w:ascii="Calibri" w:hAnsi="Calibri"/>
-          <w:b/>
-          <w:spacing w:val="-3"/>
-        </w:rPr>
-      </w:pPr>
-    </w:p>
-    <w:p>
-      <w:pPr>
-        <w:tabs>
-          <w:tab w:val="left" w:pos="-720"/>
-        </w:tabs>
-        <w:suppressAutoHyphens/>
-        <w:outlineLvl w:val="0"/>
-        <w:rPr>
-          <w:rFonts w:ascii="Calibri" w:hAnsi="Calibri"/>
-          <w:b/>
-          <w:spacing w:val="-3"/>
-        </w:rPr>
-      </w:pPr>
-      <w:r>
-        <w:rPr>
-          <w:rFonts w:ascii="Calibri" w:hAnsi="Calibri"/>
-          <w:b/>
-          <w:spacing w:val="-3"/>
-        </w:rPr>
-        <w:t>Risks</w:t>
-      </w:r>
-    </w:p>
-    <w:p>
-      <w:pPr>
-        <w:tabs>
-          <w:tab w:val="left" w:pos="-720"/>
-        </w:tabs>
-        <w:suppressAutoHyphens/>
-        <w:rPr>
-          <w:rFonts w:ascii="Calibri" w:hAnsi="Calibri"/>
           <w:color w:val="0000FF"/>
           <w:spacing w:val="-3"/>
         </w:rPr>
@@ -1054,16 +1019,7 @@
           <w:color w:val="0070C0"/>
           <w:spacing w:val="-3"/>
         </w:rPr>
-        <w:t xml:space="preserve">similar </w:t>
-      </w:r>
-      <w:r>
-        <w:rPr>
-          <w:rFonts w:ascii="Calibri" w:hAnsi="Calibri"/>
-          <w:color w:val="0070C0"/>
-          <w:spacing w:val="-3"/>
-        </w:rPr>
-        <w:lastRenderedPageBreak/>
-        <w:t>to</w:t>
+        <w:t>similar to</w:t>
       </w:r>
       <w:proofErr w:type="gramEnd"/>
       <w:r>
@@ -1650,28 +1606,14 @@
           <w:rFonts w:ascii="Calibri" w:hAnsi="Calibri"/>
           <w:szCs w:val="24"/>
         </w:rPr>
-        <w:t xml:space="preserve"> </w:t>
-      </w:r>
-      <w:r>
-        <w:rPr>
-          <w:rFonts w:ascii="Calibri" w:hAnsi="Calibri"/>
-          <w:szCs w:val="24"/>
-        </w:rPr>
-        <w:t xml:space="preserve"> </w:t>
-      </w:r>
-      <w:r>
-        <w:rPr>
-          <w:rFonts w:ascii="Calibri" w:hAnsi="Calibri"/>
-          <w:szCs w:val="24"/>
-        </w:rPr>
-        <w:t xml:space="preserve">By participating, you understand and agree that the data and information gathered during this study may be used by Carnegie Mellon and published and/or disclosed by Carnegie Mellon to others outside of Carnegie Mellon.  However, your name, address, contact information </w:t>
-      </w:r>
-      <w:r>
-        <w:rPr>
-          <w:rFonts w:ascii="Calibri" w:hAnsi="Calibri"/>
-          <w:szCs w:val="24"/>
-        </w:rPr>
-        <w:t xml:space="preserve">and other direct personal identifiers will not be mentioned in any such publication or dissemination of the research data and/or results by Carnegie Mellon.  </w:t>
+        <w:t xml:space="preserve"> By participating, you understand and agree that the data and information gathered during this study may be used by Carnegie Mellon and published and/or disclosed by Carnegie Mellon to others outside of Carnegie Mellon. However, your name, address, contact information </w:t>
+      </w:r>
+      <w:r>
+        <w:rPr>
+          <w:rFonts w:ascii="Calibri" w:hAnsi="Calibri"/>
+          <w:szCs w:val="24"/>
+        </w:rPr>
+        <w:t xml:space="preserve">and other direct personal identifiers will not be mentioned in any such publication or dissemination of the research data and/or results by Carnegie Mellon. </w:t>
       </w:r>
       <w:r>
         <w:rPr>
@@ -1701,12 +1643,14 @@
         <w:ind w:right="-200"/>
         <w:rPr>
           <w:rFonts w:ascii="Calibri" w:hAnsi="Calibri"/>
-          <w:szCs w:val="24"/>
-        </w:rPr>
-      </w:pPr>
-      <w:r>
-        <w:rPr>
-          <w:rFonts w:ascii="Calibri" w:hAnsi="Calibri"/>
+          <w:color w:val="0070C0"/>
+          <w:szCs w:val="24"/>
+        </w:rPr>
+      </w:pPr>
+      <w:r>
+        <w:rPr>
+          <w:rFonts w:ascii="Calibri" w:hAnsi="Calibri"/>
+          <w:color w:val="0070C0"/>
           <w:szCs w:val="24"/>
         </w:rPr>
         <w:t xml:space="preserve">[Indicate here whether annotation services will be used. Specify whether the annotator will be bound by a confidentiality agreement or if </w:t>
@@ -1714,6 +1658,7 @@
       <w:r>
         <w:rPr>
           <w:rFonts w:ascii="Calibri" w:hAnsi="Calibri"/>
+          <w:color w:val="0070C0"/>
           <w:szCs w:val="24"/>
         </w:rPr>
         <w:t>annotation will be crowdsourced.]</w:t>
@@ -1809,34 +1754,43 @@
           <w:szCs w:val="24"/>
           <w:u w:val="single"/>
         </w:rPr>
+        <w:t>SUGGESTED LANGUAGE</w:t>
+      </w:r>
+      <w:r>
+        <w:rPr>
+          <w:rFonts w:ascii="Calibri" w:hAnsi="Calibri"/>
+          <w:color w:val="0070C0"/>
+          <w:szCs w:val="24"/>
+        </w:rPr>
+        <w:t xml:space="preserve">:  </w:t>
+      </w:r>
+      <w:r>
+        <w:rPr>
+          <w:rFonts w:ascii="Calibri" w:hAnsi="Calibri"/>
+          <w:i/>
+          <w:color w:val="0070C0"/>
+          <w:szCs w:val="24"/>
+        </w:rPr>
+        <w:t xml:space="preserve">The researchers will take the following steps to protect participants’ identities during this study: </w:t>
+      </w:r>
+      <w:r>
+        <w:rPr>
+          <w:rFonts w:ascii="Calibri" w:hAnsi="Calibri"/>
+          <w:i/>
+          <w:color w:val="0070C0"/>
+          <w:spacing w:val="-3"/>
+        </w:rPr>
+        <w:t xml:space="preserve">(1) Each participant will be assigned a number; (2) The researchers will record any data </w:t>
+      </w:r>
+      <w:r>
+        <w:rPr>
+          <w:rFonts w:ascii="Calibri" w:hAnsi="Calibri"/>
+          <w:i/>
+          <w:color w:val="0070C0"/>
+          <w:spacing w:val="-3"/>
+        </w:rPr>
         <w:lastRenderedPageBreak/>
-        <w:t>SUGGESTED LANGUAGE</w:t>
-      </w:r>
-      <w:r>
-        <w:rPr>
-          <w:rFonts w:ascii="Calibri" w:hAnsi="Calibri"/>
-          <w:color w:val="0070C0"/>
-          <w:szCs w:val="24"/>
-        </w:rPr>
-        <w:t xml:space="preserve">:  </w:t>
-      </w:r>
-      <w:r>
-        <w:rPr>
-          <w:rFonts w:ascii="Calibri" w:hAnsi="Calibri"/>
-          <w:i/>
-          <w:color w:val="0070C0"/>
-          <w:szCs w:val="24"/>
-        </w:rPr>
-        <w:t xml:space="preserve">The researchers will take the following steps to protect participants’ identities during this study: </w:t>
-      </w:r>
-      <w:r>
-        <w:rPr>
-          <w:rFonts w:ascii="Calibri" w:hAnsi="Calibri"/>
-          <w:i/>
-          <w:color w:val="0070C0"/>
-          <w:spacing w:val="-3"/>
-        </w:rPr>
-        <w:t xml:space="preserve">(1) Each participant will be assigned a number; (2) The researchers will record any data collected during the study by number, </w:t>
+        <w:t xml:space="preserve">collected during the study by number, </w:t>
       </w:r>
       <w:r>
         <w:rPr>
@@ -2112,6 +2066,7 @@
       <w:r>
         <w:rPr>
           <w:rFonts w:ascii="Calibri" w:hAnsi="Calibri"/>
+          <w:color w:val="0070C0"/>
           <w:szCs w:val="24"/>
         </w:rPr>
         <w:t>[</w:t>
@@ -2119,7 +2074,7 @@
       <w:r>
         <w:rPr>
           <w:rFonts w:ascii="Calibri" w:hAnsi="Calibri"/>
-          <w:color w:val="FF0000"/>
+          <w:color w:val="0070C0"/>
           <w:szCs w:val="24"/>
         </w:rPr>
         <w:t>and face</w:t>
@@ -2127,6 +2082,7 @@
       <w:r>
         <w:rPr>
           <w:rFonts w:ascii="Calibri" w:hAnsi="Calibri"/>
+          <w:color w:val="0070C0"/>
           <w:szCs w:val="24"/>
         </w:rPr>
         <w:t>]</w:t>
@@ -2134,9 +2090,17 @@
       <w:r>
         <w:rPr>
           <w:rFonts w:ascii="Calibri" w:hAnsi="Calibri"/>
-          <w:szCs w:val="24"/>
-        </w:rPr>
-        <w:t xml:space="preserve"> will not appear.</w:t>
+          <w:color w:val="0070C0"/>
+          <w:szCs w:val="24"/>
+        </w:rPr>
+        <w:t xml:space="preserve"> </w:t>
+      </w:r>
+      <w:r>
+        <w:rPr>
+          <w:rFonts w:ascii="Calibri" w:hAnsi="Calibri"/>
+          <w:szCs w:val="24"/>
+        </w:rPr>
+        <w:t>will not appear.</w:t>
       </w:r>
       <w:r>
         <w:rPr>
@@ -2469,28 +2433,28 @@
           <w:b/>
           <w:spacing w:val="-3"/>
         </w:rPr>
+        <w:t>Conflict of Interest</w:t>
+      </w:r>
+    </w:p>
+    <w:p>
+      <w:pPr>
+        <w:tabs>
+          <w:tab w:val="left" w:pos="-720"/>
+        </w:tabs>
+        <w:suppressAutoHyphens/>
+        <w:rPr>
+          <w:rFonts w:ascii="Calibri" w:hAnsi="Calibri"/>
+          <w:color w:val="0070C0"/>
+          <w:spacing w:val="-3"/>
+        </w:rPr>
+      </w:pPr>
+      <w:r>
+        <w:rPr>
+          <w:rFonts w:ascii="Calibri" w:hAnsi="Calibri"/>
+          <w:color w:val="0070C0"/>
+          <w:spacing w:val="-3"/>
+        </w:rPr>
         <w:lastRenderedPageBreak/>
-        <w:t>Conflict of Interest</w:t>
-      </w:r>
-    </w:p>
-    <w:p>
-      <w:pPr>
-        <w:tabs>
-          <w:tab w:val="left" w:pos="-720"/>
-        </w:tabs>
-        <w:suppressAutoHyphens/>
-        <w:rPr>
-          <w:rFonts w:ascii="Calibri" w:hAnsi="Calibri"/>
-          <w:color w:val="0070C0"/>
-          <w:spacing w:val="-3"/>
-        </w:rPr>
-      </w:pPr>
-      <w:r>
-        <w:rPr>
-          <w:rFonts w:ascii="Calibri" w:hAnsi="Calibri"/>
-          <w:color w:val="0070C0"/>
-          <w:spacing w:val="-3"/>
-        </w:rPr>
         <w:t>[In this section</w:t>
       </w:r>
       <w:r>
@@ -3015,11 +2979,12 @@
       </w:r>
     </w:p>
     <w:sectPr>
-      <w:headerReference w:type="default" r:id="rId8"/>
-      <w:footerReference w:type="even" r:id="rId9"/>
-      <w:footerReference w:type="default" r:id="rId10"/>
-      <w:headerReference w:type="first" r:id="rId11"/>
-      <w:footerReference w:type="first" r:id="rId12"/>
+      <w:headerReference w:type="even" r:id="rId8"/>
+      <w:headerReference w:type="default" r:id="rId9"/>
+      <w:footerReference w:type="even" r:id="rId10"/>
+      <w:footerReference w:type="default" r:id="rId11"/>
+      <w:headerReference w:type="first" r:id="rId12"/>
+      <w:footerReference w:type="first" r:id="rId13"/>
       <w:type w:val="continuous"/>
       <w:pgSz w:w="12240" w:h="15840" w:code="1"/>
       <w:pgMar w:top="1008" w:right="1152" w:bottom="1008" w:left="1152" w:header="432" w:footer="432" w:gutter="0"/>
@@ -3032,7 +2997,7 @@
 </file>
 
 <file path=word/endnotes.xml><?xml version="1.0" encoding="utf-8"?>
-<w:endnotes xmlns:wpc="http://schemas.microsoft.com/office/word/2010/wordprocessingCanvas" xmlns:cx="http://schemas.microsoft.com/office/drawing/2014/chartex" xmlns:cx1="http://schemas.microsoft.com/office/drawing/2015/9/8/chartex" xmlns:cx2="http://schemas.microsoft.com/office/drawing/2015/10/21/chartex" xmlns:cx3="http://schemas.microsoft.com/office/drawing/2016/5/9/chartex" xmlns:cx4="http://schemas.microsoft.com/office/drawing/2016/5/10/chartex" xmlns:cx5="http://schemas.microsoft.com/office/drawing/2016/5/11/chartex" xmlns:cx6="http://schemas.microsoft.com/office/drawing/2016/5/12/chartex" xmlns:cx7="http://schemas.microsoft.com/office/drawing/2016/5/13/chartex" xmlns:cx8="http://schemas.microsoft.com/office/drawing/2016/5/14/chartex" xmlns:mc="http://schemas.openxmlformats.org/markup-compatibility/2006" xmlns:aink="http://schemas.microsoft.com/office/drawing/2016/ink" xmlns:am3d="http://schemas.microsoft.com/office/drawing/2017/model3d" xmlns:o="urn:schemas-microsoft-com:office:office" xmlns:oel="http://schemas.microsoft.com/office/2019/extlst" xmlns:r="http://schemas.openxmlformats.org/officeDocument/2006/relationships" xmlns:m="http://schemas.openxmlformats.org/officeDocument/2006/math" xmlns:v="urn:schemas-microsoft-com:vml" xmlns:wp14="http://schemas.microsoft.com/office/word/2010/wordprocessingDrawing" xmlns:wp="http://schemas.openxmlformats.org/drawingml/2006/wordprocessingDrawing" xmlns:w10="urn:schemas-microsoft-com:office:word" xmlns:w="http://schemas.openxmlformats.org/wordprocessingml/2006/main" xmlns:w14="http://schemas.microsoft.com/office/word/2010/wordml" xmlns:w15="http://schemas.microsoft.com/office/word/2012/wordml" xmlns:w16cex="http://schemas.microsoft.com/office/word/2018/wordml/cex" xmlns:w16cid="http://schemas.microsoft.com/office/word/2016/wordml/cid" xmlns:w16="http://schemas.microsoft.com/office/word/2018/wordml" xmlns:w16du="http://schemas.microsoft.com/office/word/2023/wordml/word16du" xmlns:w16sdtdh="http://schemas.microsoft.com/office/word/2020/wordml/sdtdatahash" xmlns:w16se="http://schemas.microsoft.com/office/word/2015/wordml/symex" xmlns:wpg="http://schemas.microsoft.com/office/word/2010/wordprocessingGroup" xmlns:wpi="http://schemas.microsoft.com/office/word/2010/wordprocessingInk" xmlns:wne="http://schemas.microsoft.com/office/word/2006/wordml" xmlns:wps="http://schemas.microsoft.com/office/word/2010/wordprocessingShape" mc:Ignorable="w14 w15 w16se w16cid w16 w16cex w16sdtdh w16du wp14">
+<w:endnotes xmlns:wpc="http://schemas.microsoft.com/office/word/2010/wordprocessingCanvas" xmlns:cx="http://schemas.microsoft.com/office/drawing/2014/chartex" xmlns:cx1="http://schemas.microsoft.com/office/drawing/2015/9/8/chartex" xmlns:cx2="http://schemas.microsoft.com/office/drawing/2015/10/21/chartex" xmlns:cx3="http://schemas.microsoft.com/office/drawing/2016/5/9/chartex" xmlns:cx4="http://schemas.microsoft.com/office/drawing/2016/5/10/chartex" xmlns:cx5="http://schemas.microsoft.com/office/drawing/2016/5/11/chartex" xmlns:cx6="http://schemas.microsoft.com/office/drawing/2016/5/12/chartex" xmlns:cx7="http://schemas.microsoft.com/office/drawing/2016/5/13/chartex" xmlns:cx8="http://schemas.microsoft.com/office/drawing/2016/5/14/chartex" xmlns:mc="http://schemas.openxmlformats.org/markup-compatibility/2006" xmlns:m="http://schemas.openxmlformats.org/officeDocument/2006/math" xmlns:aink="http://schemas.microsoft.com/office/drawing/2016/ink" xmlns:am3d="http://schemas.microsoft.com/office/drawing/2017/model3d" xmlns:oel="http://schemas.microsoft.com/office/2019/extlst" xmlns:r="http://schemas.openxmlformats.org/officeDocument/2006/relationships" xmlns:wp14="http://schemas.microsoft.com/office/word/2010/wordprocessingDrawing" xmlns:wp="http://schemas.openxmlformats.org/drawingml/2006/wordprocessingDrawing" xmlns:wpg="http://schemas.microsoft.com/office/word/2010/wordprocessingGroup" xmlns:wpi="http://schemas.microsoft.com/office/word/2010/wordprocessingInk" xmlns:wps="http://schemas.microsoft.com/office/word/2010/wordprocessingShape" xmlns:o="urn:schemas-microsoft-com:office:office" xmlns:v="urn:schemas-microsoft-com:vml" xmlns:w10="urn:schemas-microsoft-com:office:word" xmlns:w="http://schemas.openxmlformats.org/wordprocessingml/2006/main" xmlns:w14="http://schemas.microsoft.com/office/word/2010/wordml" xmlns:w15="http://schemas.microsoft.com/office/word/2012/wordml" xmlns:w16cex="http://schemas.microsoft.com/office/word/2018/wordml/cex" xmlns:w16cid="http://schemas.microsoft.com/office/word/2016/wordml/cid" xmlns:w16="http://schemas.microsoft.com/office/word/2018/wordml" xmlns:w16sdtdh="http://schemas.microsoft.com/office/word/2020/wordml/sdtdatahash" xmlns:w16sdtfl="http://schemas.microsoft.com/office/word/2024/wordml/sdtformatlock" xmlns:w16se="http://schemas.microsoft.com/office/word/2015/wordml/symex" xmlns:w16du="http://schemas.microsoft.com/office/word/2023/wordml/word16du" xmlns:wne="http://schemas.microsoft.com/office/word/2006/wordml" mc:Ignorable="w14 w15 w16se w16cid w16 w16cex w16sdtdh w16sdtfl w16du wp14">
   <w:endnote w:type="separator" w:id="-1">
     <w:p>
       <w:r>
@@ -3051,7 +3016,7 @@
 </file>
 
 <file path=word/footer1.xml><?xml version="1.0" encoding="utf-8"?>
-<w:ftr xmlns:wpc="http://schemas.microsoft.com/office/word/2010/wordprocessingCanvas" xmlns:cx="http://schemas.microsoft.com/office/drawing/2014/chartex" xmlns:cx1="http://schemas.microsoft.com/office/drawing/2015/9/8/chartex" xmlns:cx2="http://schemas.microsoft.com/office/drawing/2015/10/21/chartex" xmlns:cx3="http://schemas.microsoft.com/office/drawing/2016/5/9/chartex" xmlns:cx4="http://schemas.microsoft.com/office/drawing/2016/5/10/chartex" xmlns:cx5="http://schemas.microsoft.com/office/drawing/2016/5/11/chartex" xmlns:cx6="http://schemas.microsoft.com/office/drawing/2016/5/12/chartex" xmlns:cx7="http://schemas.microsoft.com/office/drawing/2016/5/13/chartex" xmlns:cx8="http://schemas.microsoft.com/office/drawing/2016/5/14/chartex" xmlns:mc="http://schemas.openxmlformats.org/markup-compatibility/2006" xmlns:aink="http://schemas.microsoft.com/office/drawing/2016/ink" xmlns:am3d="http://schemas.microsoft.com/office/drawing/2017/model3d" xmlns:o="urn:schemas-microsoft-com:office:office" xmlns:oel="http://schemas.microsoft.com/office/2019/extlst" xmlns:r="http://schemas.openxmlformats.org/officeDocument/2006/relationships" xmlns:m="http://schemas.openxmlformats.org/officeDocument/2006/math" xmlns:v="urn:schemas-microsoft-com:vml" xmlns:wp14="http://schemas.microsoft.com/office/word/2010/wordprocessingDrawing" xmlns:wp="http://schemas.openxmlformats.org/drawingml/2006/wordprocessingDrawing" xmlns:w10="urn:schemas-microsoft-com:office:word" xmlns:w="http://schemas.openxmlformats.org/wordprocessingml/2006/main" xmlns:w14="http://schemas.microsoft.com/office/word/2010/wordml" xmlns:w15="http://schemas.microsoft.com/office/word/2012/wordml" xmlns:w16cex="http://schemas.microsoft.com/office/word/2018/wordml/cex" xmlns:w16cid="http://schemas.microsoft.com/office/word/2016/wordml/cid" xmlns:w16="http://schemas.microsoft.com/office/word/2018/wordml" xmlns:w16du="http://schemas.microsoft.com/office/word/2023/wordml/word16du" xmlns:w16sdtdh="http://schemas.microsoft.com/office/word/2020/wordml/sdtdatahash" xmlns:w16se="http://schemas.microsoft.com/office/word/2015/wordml/symex" xmlns:wpg="http://schemas.microsoft.com/office/word/2010/wordprocessingGroup" xmlns:wpi="http://schemas.microsoft.com/office/word/2010/wordprocessingInk" xmlns:wne="http://schemas.microsoft.com/office/word/2006/wordml" xmlns:wps="http://schemas.microsoft.com/office/word/2010/wordprocessingShape" mc:Ignorable="w14 w15 w16se w16cid w16 w16cex w16sdtdh w16du wp14">
+<w:ftr xmlns:wpc="http://schemas.microsoft.com/office/word/2010/wordprocessingCanvas" xmlns:cx="http://schemas.microsoft.com/office/drawing/2014/chartex" xmlns:cx1="http://schemas.microsoft.com/office/drawing/2015/9/8/chartex" xmlns:cx2="http://schemas.microsoft.com/office/drawing/2015/10/21/chartex" xmlns:cx3="http://schemas.microsoft.com/office/drawing/2016/5/9/chartex" xmlns:cx4="http://schemas.microsoft.com/office/drawing/2016/5/10/chartex" xmlns:cx5="http://schemas.microsoft.com/office/drawing/2016/5/11/chartex" xmlns:cx6="http://schemas.microsoft.com/office/drawing/2016/5/12/chartex" xmlns:cx7="http://schemas.microsoft.com/office/drawing/2016/5/13/chartex" xmlns:cx8="http://schemas.microsoft.com/office/drawing/2016/5/14/chartex" xmlns:mc="http://schemas.openxmlformats.org/markup-compatibility/2006" xmlns:m="http://schemas.openxmlformats.org/officeDocument/2006/math" xmlns:aink="http://schemas.microsoft.com/office/drawing/2016/ink" xmlns:am3d="http://schemas.microsoft.com/office/drawing/2017/model3d" xmlns:oel="http://schemas.microsoft.com/office/2019/extlst" xmlns:r="http://schemas.openxmlformats.org/officeDocument/2006/relationships" xmlns:wp14="http://schemas.microsoft.com/office/word/2010/wordprocessingDrawing" xmlns:wp="http://schemas.openxmlformats.org/drawingml/2006/wordprocessingDrawing" xmlns:wpg="http://schemas.microsoft.com/office/word/2010/wordprocessingGroup" xmlns:wpi="http://schemas.microsoft.com/office/word/2010/wordprocessingInk" xmlns:wps="http://schemas.microsoft.com/office/word/2010/wordprocessingShape" xmlns:o="urn:schemas-microsoft-com:office:office" xmlns:v="urn:schemas-microsoft-com:vml" xmlns:w10="urn:schemas-microsoft-com:office:word" xmlns:w="http://schemas.openxmlformats.org/wordprocessingml/2006/main" xmlns:w14="http://schemas.microsoft.com/office/word/2010/wordml" xmlns:w15="http://schemas.microsoft.com/office/word/2012/wordml" xmlns:w16cex="http://schemas.microsoft.com/office/word/2018/wordml/cex" xmlns:w16cid="http://schemas.microsoft.com/office/word/2016/wordml/cid" xmlns:w16="http://schemas.microsoft.com/office/word/2018/wordml" xmlns:w16sdtdh="http://schemas.microsoft.com/office/word/2020/wordml/sdtdatahash" xmlns:w16sdtfl="http://schemas.microsoft.com/office/word/2024/wordml/sdtformatlock" xmlns:w16se="http://schemas.microsoft.com/office/word/2015/wordml/symex" xmlns:w16du="http://schemas.microsoft.com/office/word/2023/wordml/word16du" xmlns:wne="http://schemas.microsoft.com/office/word/2006/wordml" mc:Ignorable="w14 w15 w16se w16cid w16 w16cex w16sdtdh w16sdtfl w16du wp14">
   <w:p>
     <w:pPr>
       <w:pStyle w:val="Footer"/>
@@ -3102,7 +3067,7 @@
 </file>
 
 <file path=word/footer2.xml><?xml version="1.0" encoding="utf-8"?>
-<w:ftr xmlns:wpc="http://schemas.microsoft.com/office/word/2010/wordprocessingCanvas" xmlns:cx="http://schemas.microsoft.com/office/drawing/2014/chartex" xmlns:cx1="http://schemas.microsoft.com/office/drawing/2015/9/8/chartex" xmlns:cx2="http://schemas.microsoft.com/office/drawing/2015/10/21/chartex" xmlns:cx3="http://schemas.microsoft.com/office/drawing/2016/5/9/chartex" xmlns:cx4="http://schemas.microsoft.com/office/drawing/2016/5/10/chartex" xmlns:cx5="http://schemas.microsoft.com/office/drawing/2016/5/11/chartex" xmlns:cx6="http://schemas.microsoft.com/office/drawing/2016/5/12/chartex" xmlns:cx7="http://schemas.microsoft.com/office/drawing/2016/5/13/chartex" xmlns:cx8="http://schemas.microsoft.com/office/drawing/2016/5/14/chartex" xmlns:mc="http://schemas.openxmlformats.org/markup-compatibility/2006" xmlns:aink="http://schemas.microsoft.com/office/drawing/2016/ink" xmlns:am3d="http://schemas.microsoft.com/office/drawing/2017/model3d" xmlns:o="urn:schemas-microsoft-com:office:office" xmlns:oel="http://schemas.microsoft.com/office/2019/extlst" xmlns:r="http://schemas.openxmlformats.org/officeDocument/2006/relationships" xmlns:m="http://schemas.openxmlformats.org/officeDocument/2006/math" xmlns:v="urn:schemas-microsoft-com:vml" xmlns:wp14="http://schemas.microsoft.com/office/word/2010/wordprocessingDrawing" xmlns:wp="http://schemas.openxmlformats.org/drawingml/2006/wordprocessingDrawing" xmlns:w10="urn:schemas-microsoft-com:office:word" xmlns:w="http://schemas.openxmlformats.org/wordprocessingml/2006/main" xmlns:w14="http://schemas.microsoft.com/office/word/2010/wordml" xmlns:w15="http://schemas.microsoft.com/office/word/2012/wordml" xmlns:w16cex="http://schemas.microsoft.com/office/word/2018/wordml/cex" xmlns:w16cid="http://schemas.microsoft.com/office/word/2016/wordml/cid" xmlns:w16="http://schemas.microsoft.com/office/word/2018/wordml" xmlns:w16du="http://schemas.microsoft.com/office/word/2023/wordml/word16du" xmlns:w16sdtdh="http://schemas.microsoft.com/office/word/2020/wordml/sdtdatahash" xmlns:w16se="http://schemas.microsoft.com/office/word/2015/wordml/symex" xmlns:wpg="http://schemas.microsoft.com/office/word/2010/wordprocessingGroup" xmlns:wpi="http://schemas.microsoft.com/office/word/2010/wordprocessingInk" xmlns:wne="http://schemas.microsoft.com/office/word/2006/wordml" xmlns:wps="http://schemas.microsoft.com/office/word/2010/wordprocessingShape" mc:Ignorable="w14 w15 w16se w16cid w16 w16cex w16sdtdh w16du wp14">
+<w:ftr xmlns:wpc="http://schemas.microsoft.com/office/word/2010/wordprocessingCanvas" xmlns:cx="http://schemas.microsoft.com/office/drawing/2014/chartex" xmlns:cx1="http://schemas.microsoft.com/office/drawing/2015/9/8/chartex" xmlns:cx2="http://schemas.microsoft.com/office/drawing/2015/10/21/chartex" xmlns:cx3="http://schemas.microsoft.com/office/drawing/2016/5/9/chartex" xmlns:cx4="http://schemas.microsoft.com/office/drawing/2016/5/10/chartex" xmlns:cx5="http://schemas.microsoft.com/office/drawing/2016/5/11/chartex" xmlns:cx6="http://schemas.microsoft.com/office/drawing/2016/5/12/chartex" xmlns:cx7="http://schemas.microsoft.com/office/drawing/2016/5/13/chartex" xmlns:cx8="http://schemas.microsoft.com/office/drawing/2016/5/14/chartex" xmlns:mc="http://schemas.openxmlformats.org/markup-compatibility/2006" xmlns:m="http://schemas.openxmlformats.org/officeDocument/2006/math" xmlns:aink="http://schemas.microsoft.com/office/drawing/2016/ink" xmlns:am3d="http://schemas.microsoft.com/office/drawing/2017/model3d" xmlns:oel="http://schemas.microsoft.com/office/2019/extlst" xmlns:r="http://schemas.openxmlformats.org/officeDocument/2006/relationships" xmlns:wp14="http://schemas.microsoft.com/office/word/2010/wordprocessingDrawing" xmlns:wp="http://schemas.openxmlformats.org/drawingml/2006/wordprocessingDrawing" xmlns:wpg="http://schemas.microsoft.com/office/word/2010/wordprocessingGroup" xmlns:wpi="http://schemas.microsoft.com/office/word/2010/wordprocessingInk" xmlns:wps="http://schemas.microsoft.com/office/word/2010/wordprocessingShape" xmlns:o="urn:schemas-microsoft-com:office:office" xmlns:v="urn:schemas-microsoft-com:vml" xmlns:w10="urn:schemas-microsoft-com:office:word" xmlns:w="http://schemas.openxmlformats.org/wordprocessingml/2006/main" xmlns:w14="http://schemas.microsoft.com/office/word/2010/wordml" xmlns:w15="http://schemas.microsoft.com/office/word/2012/wordml" xmlns:w16cex="http://schemas.microsoft.com/office/word/2018/wordml/cex" xmlns:w16cid="http://schemas.microsoft.com/office/word/2016/wordml/cid" xmlns:w16="http://schemas.microsoft.com/office/word/2018/wordml" xmlns:w16sdtdh="http://schemas.microsoft.com/office/word/2020/wordml/sdtdatahash" xmlns:w16sdtfl="http://schemas.microsoft.com/office/word/2024/wordml/sdtformatlock" xmlns:w16se="http://schemas.microsoft.com/office/word/2015/wordml/symex" xmlns:w16du="http://schemas.microsoft.com/office/word/2023/wordml/word16du" xmlns:wne="http://schemas.microsoft.com/office/word/2006/wordml" mc:Ignorable="w14 w15 w16se w16cid w16 w16cex w16sdtdh w16sdtfl w16du wp14">
   <w:p>
     <w:pPr>
       <w:pStyle w:val="Footer"/>
@@ -3122,7 +3087,7 @@
 </file>
 
 <file path=word/footer3.xml><?xml version="1.0" encoding="utf-8"?>
-<w:ftr xmlns:wpc="http://schemas.microsoft.com/office/word/2010/wordprocessingCanvas" xmlns:cx="http://schemas.microsoft.com/office/drawing/2014/chartex" xmlns:cx1="http://schemas.microsoft.com/office/drawing/2015/9/8/chartex" xmlns:cx2="http://schemas.microsoft.com/office/drawing/2015/10/21/chartex" xmlns:cx3="http://schemas.microsoft.com/office/drawing/2016/5/9/chartex" xmlns:cx4="http://schemas.microsoft.com/office/drawing/2016/5/10/chartex" xmlns:cx5="http://schemas.microsoft.com/office/drawing/2016/5/11/chartex" xmlns:cx6="http://schemas.microsoft.com/office/drawing/2016/5/12/chartex" xmlns:cx7="http://schemas.microsoft.com/office/drawing/2016/5/13/chartex" xmlns:cx8="http://schemas.microsoft.com/office/drawing/2016/5/14/chartex" xmlns:mc="http://schemas.openxmlformats.org/markup-compatibility/2006" xmlns:aink="http://schemas.microsoft.com/office/drawing/2016/ink" xmlns:am3d="http://schemas.microsoft.com/office/drawing/2017/model3d" xmlns:o="urn:schemas-microsoft-com:office:office" xmlns:oel="http://schemas.microsoft.com/office/2019/extlst" xmlns:r="http://schemas.openxmlformats.org/officeDocument/2006/relationships" xmlns:m="http://schemas.openxmlformats.org/officeDocument/2006/math" xmlns:v="urn:schemas-microsoft-com:vml" xmlns:wp14="http://schemas.microsoft.com/office/word/2010/wordprocessingDrawing" xmlns:wp="http://schemas.openxmlformats.org/drawingml/2006/wordprocessingDrawing" xmlns:w10="urn:schemas-microsoft-com:office:word" xmlns:w="http://schemas.openxmlformats.org/wordprocessingml/2006/main" xmlns:w14="http://schemas.microsoft.com/office/word/2010/wordml" xmlns:w15="http://schemas.microsoft.com/office/word/2012/wordml" xmlns:w16cex="http://schemas.microsoft.com/office/word/2018/wordml/cex" xmlns:w16cid="http://schemas.microsoft.com/office/word/2016/wordml/cid" xmlns:w16="http://schemas.microsoft.com/office/word/2018/wordml" xmlns:w16du="http://schemas.microsoft.com/office/word/2023/wordml/word16du" xmlns:w16sdtdh="http://schemas.microsoft.com/office/word/2020/wordml/sdtdatahash" xmlns:w16se="http://schemas.microsoft.com/office/word/2015/wordml/symex" xmlns:wpg="http://schemas.microsoft.com/office/word/2010/wordprocessingGroup" xmlns:wpi="http://schemas.microsoft.com/office/word/2010/wordprocessingInk" xmlns:wne="http://schemas.microsoft.com/office/word/2006/wordml" xmlns:wps="http://schemas.microsoft.com/office/word/2010/wordprocessingShape" mc:Ignorable="w14 w15 w16se w16cid w16 w16cex w16sdtdh w16du wp14">
+<w:ftr xmlns:wpc="http://schemas.microsoft.com/office/word/2010/wordprocessingCanvas" xmlns:cx="http://schemas.microsoft.com/office/drawing/2014/chartex" xmlns:cx1="http://schemas.microsoft.com/office/drawing/2015/9/8/chartex" xmlns:cx2="http://schemas.microsoft.com/office/drawing/2015/10/21/chartex" xmlns:cx3="http://schemas.microsoft.com/office/drawing/2016/5/9/chartex" xmlns:cx4="http://schemas.microsoft.com/office/drawing/2016/5/10/chartex" xmlns:cx5="http://schemas.microsoft.com/office/drawing/2016/5/11/chartex" xmlns:cx6="http://schemas.microsoft.com/office/drawing/2016/5/12/chartex" xmlns:cx7="http://schemas.microsoft.com/office/drawing/2016/5/13/chartex" xmlns:cx8="http://schemas.microsoft.com/office/drawing/2016/5/14/chartex" xmlns:mc="http://schemas.openxmlformats.org/markup-compatibility/2006" xmlns:m="http://schemas.openxmlformats.org/officeDocument/2006/math" xmlns:aink="http://schemas.microsoft.com/office/drawing/2016/ink" xmlns:am3d="http://schemas.microsoft.com/office/drawing/2017/model3d" xmlns:oel="http://schemas.microsoft.com/office/2019/extlst" xmlns:r="http://schemas.openxmlformats.org/officeDocument/2006/relationships" xmlns:wp14="http://schemas.microsoft.com/office/word/2010/wordprocessingDrawing" xmlns:wp="http://schemas.openxmlformats.org/drawingml/2006/wordprocessingDrawing" xmlns:wpg="http://schemas.microsoft.com/office/word/2010/wordprocessingGroup" xmlns:wpi="http://schemas.microsoft.com/office/word/2010/wordprocessingInk" xmlns:wps="http://schemas.microsoft.com/office/word/2010/wordprocessingShape" xmlns:o="urn:schemas-microsoft-com:office:office" xmlns:v="urn:schemas-microsoft-com:vml" xmlns:w10="urn:schemas-microsoft-com:office:word" xmlns:w="http://schemas.openxmlformats.org/wordprocessingml/2006/main" xmlns:w14="http://schemas.microsoft.com/office/word/2010/wordml" xmlns:w15="http://schemas.microsoft.com/office/word/2012/wordml" xmlns:w16cex="http://schemas.microsoft.com/office/word/2018/wordml/cex" xmlns:w16cid="http://schemas.microsoft.com/office/word/2016/wordml/cid" xmlns:w16="http://schemas.microsoft.com/office/word/2018/wordml" xmlns:w16sdtdh="http://schemas.microsoft.com/office/word/2020/wordml/sdtdatahash" xmlns:w16sdtfl="http://schemas.microsoft.com/office/word/2024/wordml/sdtformatlock" xmlns:w16se="http://schemas.microsoft.com/office/word/2015/wordml/symex" xmlns:w16du="http://schemas.microsoft.com/office/word/2023/wordml/word16du" xmlns:wne="http://schemas.microsoft.com/office/word/2006/wordml" mc:Ignorable="w14 w15 w16se w16cid w16 w16cex w16sdtdh w16sdtfl w16du wp14">
   <w:p>
     <w:pPr>
       <w:pStyle w:val="Footer"/>
@@ -3159,7 +3124,7 @@
 </file>
 
 <file path=word/footnotes.xml><?xml version="1.0" encoding="utf-8"?>
-<w:footnotes xmlns:wpc="http://schemas.microsoft.com/office/word/2010/wordprocessingCanvas" xmlns:cx="http://schemas.microsoft.com/office/drawing/2014/chartex" xmlns:cx1="http://schemas.microsoft.com/office/drawing/2015/9/8/chartex" xmlns:cx2="http://schemas.microsoft.com/office/drawing/2015/10/21/chartex" xmlns:cx3="http://schemas.microsoft.com/office/drawing/2016/5/9/chartex" xmlns:cx4="http://schemas.microsoft.com/office/drawing/2016/5/10/chartex" xmlns:cx5="http://schemas.microsoft.com/office/drawing/2016/5/11/chartex" xmlns:cx6="http://schemas.microsoft.com/office/drawing/2016/5/12/chartex" xmlns:cx7="http://schemas.microsoft.com/office/drawing/2016/5/13/chartex" xmlns:cx8="http://schemas.microsoft.com/office/drawing/2016/5/14/chartex" xmlns:mc="http://schemas.openxmlformats.org/markup-compatibility/2006" xmlns:aink="http://schemas.microsoft.com/office/drawing/2016/ink" xmlns:am3d="http://schemas.microsoft.com/office/drawing/2017/model3d" xmlns:o="urn:schemas-microsoft-com:office:office" xmlns:oel="http://schemas.microsoft.com/office/2019/extlst" xmlns:r="http://schemas.openxmlformats.org/officeDocument/2006/relationships" xmlns:m="http://schemas.openxmlformats.org/officeDocument/2006/math" xmlns:v="urn:schemas-microsoft-com:vml" xmlns:wp14="http://schemas.microsoft.com/office/word/2010/wordprocessingDrawing" xmlns:wp="http://schemas.openxmlformats.org/drawingml/2006/wordprocessingDrawing" xmlns:w10="urn:schemas-microsoft-com:office:word" xmlns:w="http://schemas.openxmlformats.org/wordprocessingml/2006/main" xmlns:w14="http://schemas.microsoft.com/office/word/2010/wordml" xmlns:w15="http://schemas.microsoft.com/office/word/2012/wordml" xmlns:w16cex="http://schemas.microsoft.com/office/word/2018/wordml/cex" xmlns:w16cid="http://schemas.microsoft.com/office/word/2016/wordml/cid" xmlns:w16="http://schemas.microsoft.com/office/word/2018/wordml" xmlns:w16du="http://schemas.microsoft.com/office/word/2023/wordml/word16du" xmlns:w16sdtdh="http://schemas.microsoft.com/office/word/2020/wordml/sdtdatahash" xmlns:w16se="http://schemas.microsoft.com/office/word/2015/wordml/symex" xmlns:wpg="http://schemas.microsoft.com/office/word/2010/wordprocessingGroup" xmlns:wpi="http://schemas.microsoft.com/office/word/2010/wordprocessingInk" xmlns:wne="http://schemas.microsoft.com/office/word/2006/wordml" xmlns:wps="http://schemas.microsoft.com/office/word/2010/wordprocessingShape" mc:Ignorable="w14 w15 w16se w16cid w16 w16cex w16sdtdh w16du wp14">
+<w:footnotes xmlns:wpc="http://schemas.microsoft.com/office/word/2010/wordprocessingCanvas" xmlns:cx="http://schemas.microsoft.com/office/drawing/2014/chartex" xmlns:cx1="http://schemas.microsoft.com/office/drawing/2015/9/8/chartex" xmlns:cx2="http://schemas.microsoft.com/office/drawing/2015/10/21/chartex" xmlns:cx3="http://schemas.microsoft.com/office/drawing/2016/5/9/chartex" xmlns:cx4="http://schemas.microsoft.com/office/drawing/2016/5/10/chartex" xmlns:cx5="http://schemas.microsoft.com/office/drawing/2016/5/11/chartex" xmlns:cx6="http://schemas.microsoft.com/office/drawing/2016/5/12/chartex" xmlns:cx7="http://schemas.microsoft.com/office/drawing/2016/5/13/chartex" xmlns:cx8="http://schemas.microsoft.com/office/drawing/2016/5/14/chartex" xmlns:mc="http://schemas.openxmlformats.org/markup-compatibility/2006" xmlns:m="http://schemas.openxmlformats.org/officeDocument/2006/math" xmlns:aink="http://schemas.microsoft.com/office/drawing/2016/ink" xmlns:am3d="http://schemas.microsoft.com/office/drawing/2017/model3d" xmlns:oel="http://schemas.microsoft.com/office/2019/extlst" xmlns:r="http://schemas.openxmlformats.org/officeDocument/2006/relationships" xmlns:wp14="http://schemas.microsoft.com/office/word/2010/wordprocessingDrawing" xmlns:wp="http://schemas.openxmlformats.org/drawingml/2006/wordprocessingDrawing" xmlns:wpg="http://schemas.microsoft.com/office/word/2010/wordprocessingGroup" xmlns:wpi="http://schemas.microsoft.com/office/word/2010/wordprocessingInk" xmlns:wps="http://schemas.microsoft.com/office/word/2010/wordprocessingShape" xmlns:o="urn:schemas-microsoft-com:office:office" xmlns:v="urn:schemas-microsoft-com:vml" xmlns:w10="urn:schemas-microsoft-com:office:word" xmlns:w="http://schemas.openxmlformats.org/wordprocessingml/2006/main" xmlns:w14="http://schemas.microsoft.com/office/word/2010/wordml" xmlns:w15="http://schemas.microsoft.com/office/word/2012/wordml" xmlns:w16cex="http://schemas.microsoft.com/office/word/2018/wordml/cex" xmlns:w16cid="http://schemas.microsoft.com/office/word/2016/wordml/cid" xmlns:w16="http://schemas.microsoft.com/office/word/2018/wordml" xmlns:w16sdtdh="http://schemas.microsoft.com/office/word/2020/wordml/sdtdatahash" xmlns:w16sdtfl="http://schemas.microsoft.com/office/word/2024/wordml/sdtformatlock" xmlns:w16se="http://schemas.microsoft.com/office/word/2015/wordml/symex" xmlns:w16du="http://schemas.microsoft.com/office/word/2023/wordml/word16du" xmlns:wne="http://schemas.microsoft.com/office/word/2006/wordml" mc:Ignorable="w14 w15 w16se w16cid w16 w16cex w16sdtdh w16sdtfl w16du wp14">
   <w:footnote w:type="separator" w:id="-1">
     <w:p>
       <w:r>
@@ -3178,7 +3143,17 @@
 </file>
 
 <file path=word/header1.xml><?xml version="1.0" encoding="utf-8"?>
-<w:hdr xmlns:wpc="http://schemas.microsoft.com/office/word/2010/wordprocessingCanvas" xmlns:cx="http://schemas.microsoft.com/office/drawing/2014/chartex" xmlns:cx1="http://schemas.microsoft.com/office/drawing/2015/9/8/chartex" xmlns:cx2="http://schemas.microsoft.com/office/drawing/2015/10/21/chartex" xmlns:cx3="http://schemas.microsoft.com/office/drawing/2016/5/9/chartex" xmlns:cx4="http://schemas.microsoft.com/office/drawing/2016/5/10/chartex" xmlns:cx5="http://schemas.microsoft.com/office/drawing/2016/5/11/chartex" xmlns:cx6="http://schemas.microsoft.com/office/drawing/2016/5/12/chartex" xmlns:cx7="http://schemas.microsoft.com/office/drawing/2016/5/13/chartex" xmlns:cx8="http://schemas.microsoft.com/office/drawing/2016/5/14/chartex" xmlns:mc="http://schemas.openxmlformats.org/markup-compatibility/2006" xmlns:aink="http://schemas.microsoft.com/office/drawing/2016/ink" xmlns:am3d="http://schemas.microsoft.com/office/drawing/2017/model3d" xmlns:o="urn:schemas-microsoft-com:office:office" xmlns:oel="http://schemas.microsoft.com/office/2019/extlst" xmlns:r="http://schemas.openxmlformats.org/officeDocument/2006/relationships" xmlns:m="http://schemas.openxmlformats.org/officeDocument/2006/math" xmlns:v="urn:schemas-microsoft-com:vml" xmlns:wp14="http://schemas.microsoft.com/office/word/2010/wordprocessingDrawing" xmlns:wp="http://schemas.openxmlformats.org/drawingml/2006/wordprocessingDrawing" xmlns:w10="urn:schemas-microsoft-com:office:word" xmlns:w="http://schemas.openxmlformats.org/wordprocessingml/2006/main" xmlns:w14="http://schemas.microsoft.com/office/word/2010/wordml" xmlns:w15="http://schemas.microsoft.com/office/word/2012/wordml" xmlns:w16cex="http://schemas.microsoft.com/office/word/2018/wordml/cex" xmlns:w16cid="http://schemas.microsoft.com/office/word/2016/wordml/cid" xmlns:w16="http://schemas.microsoft.com/office/word/2018/wordml" xmlns:w16du="http://schemas.microsoft.com/office/word/2023/wordml/word16du" xmlns:w16sdtdh="http://schemas.microsoft.com/office/word/2020/wordml/sdtdatahash" xmlns:w16se="http://schemas.microsoft.com/office/word/2015/wordml/symex" xmlns:wpg="http://schemas.microsoft.com/office/word/2010/wordprocessingGroup" xmlns:wpi="http://schemas.microsoft.com/office/word/2010/wordprocessingInk" xmlns:wne="http://schemas.microsoft.com/office/word/2006/wordml" xmlns:wps="http://schemas.microsoft.com/office/word/2010/wordprocessingShape" mc:Ignorable="w14 w15 w16se w16cid w16 w16cex w16sdtdh w16du wp14">
+<w:hdr xmlns:wpc="http://schemas.microsoft.com/office/word/2010/wordprocessingCanvas" xmlns:cx="http://schemas.microsoft.com/office/drawing/2014/chartex" xmlns:cx1="http://schemas.microsoft.com/office/drawing/2015/9/8/chartex" xmlns:cx2="http://schemas.microsoft.com/office/drawing/2015/10/21/chartex" xmlns:cx3="http://schemas.microsoft.com/office/drawing/2016/5/9/chartex" xmlns:cx4="http://schemas.microsoft.com/office/drawing/2016/5/10/chartex" xmlns:cx5="http://schemas.microsoft.com/office/drawing/2016/5/11/chartex" xmlns:cx6="http://schemas.microsoft.com/office/drawing/2016/5/12/chartex" xmlns:cx7="http://schemas.microsoft.com/office/drawing/2016/5/13/chartex" xmlns:cx8="http://schemas.microsoft.com/office/drawing/2016/5/14/chartex" xmlns:mc="http://schemas.openxmlformats.org/markup-compatibility/2006" xmlns:m="http://schemas.openxmlformats.org/officeDocument/2006/math" xmlns:aink="http://schemas.microsoft.com/office/drawing/2016/ink" xmlns:am3d="http://schemas.microsoft.com/office/drawing/2017/model3d" xmlns:oel="http://schemas.microsoft.com/office/2019/extlst" xmlns:r="http://schemas.openxmlformats.org/officeDocument/2006/relationships" xmlns:wp14="http://schemas.microsoft.com/office/word/2010/wordprocessingDrawing" xmlns:wp="http://schemas.openxmlformats.org/drawingml/2006/wordprocessingDrawing" xmlns:wpg="http://schemas.microsoft.com/office/word/2010/wordprocessingGroup" xmlns:wpi="http://schemas.microsoft.com/office/word/2010/wordprocessingInk" xmlns:wps="http://schemas.microsoft.com/office/word/2010/wordprocessingShape" xmlns:o="urn:schemas-microsoft-com:office:office" xmlns:v="urn:schemas-microsoft-com:vml" xmlns:w10="urn:schemas-microsoft-com:office:word" xmlns:w="http://schemas.openxmlformats.org/wordprocessingml/2006/main" xmlns:w14="http://schemas.microsoft.com/office/word/2010/wordml" xmlns:w15="http://schemas.microsoft.com/office/word/2012/wordml" xmlns:w16cex="http://schemas.microsoft.com/office/word/2018/wordml/cex" xmlns:w16cid="http://schemas.microsoft.com/office/word/2016/wordml/cid" xmlns:w16="http://schemas.microsoft.com/office/word/2018/wordml" xmlns:w16sdtdh="http://schemas.microsoft.com/office/word/2020/wordml/sdtdatahash" xmlns:w16sdtfl="http://schemas.microsoft.com/office/word/2024/wordml/sdtformatlock" xmlns:w16se="http://schemas.microsoft.com/office/word/2015/wordml/symex" xmlns:w16du="http://schemas.microsoft.com/office/word/2023/wordml/word16du" xmlns:wne="http://schemas.microsoft.com/office/word/2006/wordml" mc:Ignorable="w14 w15 w16se w16cid w16 w16cex w16sdtdh w16sdtfl w16du wp14">
+  <w:p>
+    <w:pPr>
+      <w:pStyle w:val="Header"/>
+    </w:pPr>
+  </w:p>
+</w:hdr>
+</file>
+
+<file path=word/header2.xml><?xml version="1.0" encoding="utf-8"?>
+<w:hdr xmlns:wpc="http://schemas.microsoft.com/office/word/2010/wordprocessingCanvas" xmlns:cx="http://schemas.microsoft.com/office/drawing/2014/chartex" xmlns:cx1="http://schemas.microsoft.com/office/drawing/2015/9/8/chartex" xmlns:cx2="http://schemas.microsoft.com/office/drawing/2015/10/21/chartex" xmlns:cx3="http://schemas.microsoft.com/office/drawing/2016/5/9/chartex" xmlns:cx4="http://schemas.microsoft.com/office/drawing/2016/5/10/chartex" xmlns:cx5="http://schemas.microsoft.com/office/drawing/2016/5/11/chartex" xmlns:cx6="http://schemas.microsoft.com/office/drawing/2016/5/12/chartex" xmlns:cx7="http://schemas.microsoft.com/office/drawing/2016/5/13/chartex" xmlns:cx8="http://schemas.microsoft.com/office/drawing/2016/5/14/chartex" xmlns:mc="http://schemas.openxmlformats.org/markup-compatibility/2006" xmlns:m="http://schemas.openxmlformats.org/officeDocument/2006/math" xmlns:aink="http://schemas.microsoft.com/office/drawing/2016/ink" xmlns:am3d="http://schemas.microsoft.com/office/drawing/2017/model3d" xmlns:oel="http://schemas.microsoft.com/office/2019/extlst" xmlns:r="http://schemas.openxmlformats.org/officeDocument/2006/relationships" xmlns:wp14="http://schemas.microsoft.com/office/word/2010/wordprocessingDrawing" xmlns:wp="http://schemas.openxmlformats.org/drawingml/2006/wordprocessingDrawing" xmlns:wpg="http://schemas.microsoft.com/office/word/2010/wordprocessingGroup" xmlns:wpi="http://schemas.microsoft.com/office/word/2010/wordprocessingInk" xmlns:wps="http://schemas.microsoft.com/office/word/2010/wordprocessingShape" xmlns:o="urn:schemas-microsoft-com:office:office" xmlns:v="urn:schemas-microsoft-com:vml" xmlns:w10="urn:schemas-microsoft-com:office:word" xmlns:w="http://schemas.openxmlformats.org/wordprocessingml/2006/main" xmlns:w14="http://schemas.microsoft.com/office/word/2010/wordml" xmlns:w15="http://schemas.microsoft.com/office/word/2012/wordml" xmlns:w16cex="http://schemas.microsoft.com/office/word/2018/wordml/cex" xmlns:w16cid="http://schemas.microsoft.com/office/word/2016/wordml/cid" xmlns:w16="http://schemas.microsoft.com/office/word/2018/wordml" xmlns:w16sdtdh="http://schemas.microsoft.com/office/word/2020/wordml/sdtdatahash" xmlns:w16sdtfl="http://schemas.microsoft.com/office/word/2024/wordml/sdtformatlock" xmlns:w16se="http://schemas.microsoft.com/office/word/2015/wordml/symex" xmlns:w16du="http://schemas.microsoft.com/office/word/2023/wordml/word16du" xmlns:wne="http://schemas.microsoft.com/office/word/2006/wordml" mc:Ignorable="w14 w15 w16se w16cid w16 w16cex w16sdtdh w16sdtfl w16du wp14">
   <w:p>
     <w:pPr>
       <w:rPr>
@@ -3238,7 +3213,47 @@
         <w:sz w:val="28"/>
         <w:szCs w:val="28"/>
       </w:rPr>
-      <w:t xml:space="preserve">05-499/899 Accessibility Course </w:t>
+      <w:t>05-</w:t>
+    </w:r>
+    <w:r>
+      <w:rPr>
+        <w:rFonts w:ascii="Calibri" w:hAnsi="Calibri"/>
+        <w:b/>
+        <w:spacing w:val="-3"/>
+        <w:sz w:val="28"/>
+        <w:szCs w:val="28"/>
+      </w:rPr>
+      <w:t>332</w:t>
+    </w:r>
+    <w:r>
+      <w:rPr>
+        <w:rFonts w:ascii="Calibri" w:hAnsi="Calibri"/>
+        <w:b/>
+        <w:spacing w:val="-3"/>
+        <w:sz w:val="28"/>
+        <w:szCs w:val="28"/>
+      </w:rPr>
+      <w:t>/</w:t>
+    </w:r>
+    <w:r>
+      <w:rPr>
+        <w:rFonts w:ascii="Calibri" w:hAnsi="Calibri"/>
+        <w:b/>
+        <w:spacing w:val="-3"/>
+        <w:sz w:val="28"/>
+        <w:szCs w:val="28"/>
+      </w:rPr>
+      <w:t>05-632/17-332/17-732</w:t>
+    </w:r>
+    <w:r>
+      <w:rPr>
+        <w:rFonts w:ascii="Calibri" w:hAnsi="Calibri"/>
+        <w:b/>
+        <w:spacing w:val="-3"/>
+        <w:sz w:val="28"/>
+        <w:szCs w:val="28"/>
+      </w:rPr>
+      <w:t xml:space="preserve"> Accessibility Course </w:t>
     </w:r>
   </w:p>
   <w:p>
@@ -3289,8 +3304,8 @@
 </w:hdr>
 </file>
 
-<file path=word/header2.xml><?xml version="1.0" encoding="utf-8"?>
-<w:hdr xmlns:wpc="http://schemas.microsoft.com/office/word/2010/wordprocessingCanvas" xmlns:cx="http://schemas.microsoft.com/office/drawing/2014/chartex" xmlns:cx1="http://schemas.microsoft.com/office/drawing/2015/9/8/chartex" xmlns:cx2="http://schemas.microsoft.com/office/drawing/2015/10/21/chartex" xmlns:cx3="http://schemas.microsoft.com/office/drawing/2016/5/9/chartex" xmlns:cx4="http://schemas.microsoft.com/office/drawing/2016/5/10/chartex" xmlns:cx5="http://schemas.microsoft.com/office/drawing/2016/5/11/chartex" xmlns:cx6="http://schemas.microsoft.com/office/drawing/2016/5/12/chartex" xmlns:cx7="http://schemas.microsoft.com/office/drawing/2016/5/13/chartex" xmlns:cx8="http://schemas.microsoft.com/office/drawing/2016/5/14/chartex" xmlns:mc="http://schemas.openxmlformats.org/markup-compatibility/2006" xmlns:aink="http://schemas.microsoft.com/office/drawing/2016/ink" xmlns:am3d="http://schemas.microsoft.com/office/drawing/2017/model3d" xmlns:o="urn:schemas-microsoft-com:office:office" xmlns:oel="http://schemas.microsoft.com/office/2019/extlst" xmlns:r="http://schemas.openxmlformats.org/officeDocument/2006/relationships" xmlns:m="http://schemas.openxmlformats.org/officeDocument/2006/math" xmlns:v="urn:schemas-microsoft-com:vml" xmlns:wp14="http://schemas.microsoft.com/office/word/2010/wordprocessingDrawing" xmlns:wp="http://schemas.openxmlformats.org/drawingml/2006/wordprocessingDrawing" xmlns:w10="urn:schemas-microsoft-com:office:word" xmlns:w="http://schemas.openxmlformats.org/wordprocessingml/2006/main" xmlns:w14="http://schemas.microsoft.com/office/word/2010/wordml" xmlns:w15="http://schemas.microsoft.com/office/word/2012/wordml" xmlns:w16cex="http://schemas.microsoft.com/office/word/2018/wordml/cex" xmlns:w16cid="http://schemas.microsoft.com/office/word/2016/wordml/cid" xmlns:w16="http://schemas.microsoft.com/office/word/2018/wordml" xmlns:w16du="http://schemas.microsoft.com/office/word/2023/wordml/word16du" xmlns:w16sdtdh="http://schemas.microsoft.com/office/word/2020/wordml/sdtdatahash" xmlns:w16se="http://schemas.microsoft.com/office/word/2015/wordml/symex" xmlns:wpg="http://schemas.microsoft.com/office/word/2010/wordprocessingGroup" xmlns:wpi="http://schemas.microsoft.com/office/word/2010/wordprocessingInk" xmlns:wne="http://schemas.microsoft.com/office/word/2006/wordml" xmlns:wps="http://schemas.microsoft.com/office/word/2010/wordprocessingShape" mc:Ignorable="w14 w15 w16se w16cid w16 w16cex w16sdtdh w16du wp14">
+<file path=word/header3.xml><?xml version="1.0" encoding="utf-8"?>
+<w:hdr xmlns:wpc="http://schemas.microsoft.com/office/word/2010/wordprocessingCanvas" xmlns:cx="http://schemas.microsoft.com/office/drawing/2014/chartex" xmlns:cx1="http://schemas.microsoft.com/office/drawing/2015/9/8/chartex" xmlns:cx2="http://schemas.microsoft.com/office/drawing/2015/10/21/chartex" xmlns:cx3="http://schemas.microsoft.com/office/drawing/2016/5/9/chartex" xmlns:cx4="http://schemas.microsoft.com/office/drawing/2016/5/10/chartex" xmlns:cx5="http://schemas.microsoft.com/office/drawing/2016/5/11/chartex" xmlns:cx6="http://schemas.microsoft.com/office/drawing/2016/5/12/chartex" xmlns:cx7="http://schemas.microsoft.com/office/drawing/2016/5/13/chartex" xmlns:cx8="http://schemas.microsoft.com/office/drawing/2016/5/14/chartex" xmlns:mc="http://schemas.openxmlformats.org/markup-compatibility/2006" xmlns:m="http://schemas.openxmlformats.org/officeDocument/2006/math" xmlns:aink="http://schemas.microsoft.com/office/drawing/2016/ink" xmlns:am3d="http://schemas.microsoft.com/office/drawing/2017/model3d" xmlns:oel="http://schemas.microsoft.com/office/2019/extlst" xmlns:r="http://schemas.openxmlformats.org/officeDocument/2006/relationships" xmlns:wp14="http://schemas.microsoft.com/office/word/2010/wordprocessingDrawing" xmlns:wp="http://schemas.openxmlformats.org/drawingml/2006/wordprocessingDrawing" xmlns:wpg="http://schemas.microsoft.com/office/word/2010/wordprocessingGroup" xmlns:wpi="http://schemas.microsoft.com/office/word/2010/wordprocessingInk" xmlns:wps="http://schemas.microsoft.com/office/word/2010/wordprocessingShape" xmlns:o="urn:schemas-microsoft-com:office:office" xmlns:v="urn:schemas-microsoft-com:vml" xmlns:w10="urn:schemas-microsoft-com:office:word" xmlns:w="http://schemas.openxmlformats.org/wordprocessingml/2006/main" xmlns:w14="http://schemas.microsoft.com/office/word/2010/wordml" xmlns:w15="http://schemas.microsoft.com/office/word/2012/wordml" xmlns:w16cex="http://schemas.microsoft.com/office/word/2018/wordml/cex" xmlns:w16cid="http://schemas.microsoft.com/office/word/2016/wordml/cid" xmlns:w16="http://schemas.microsoft.com/office/word/2018/wordml" xmlns:w16sdtdh="http://schemas.microsoft.com/office/word/2020/wordml/sdtdatahash" xmlns:w16sdtfl="http://schemas.microsoft.com/office/word/2024/wordml/sdtformatlock" xmlns:w16se="http://schemas.microsoft.com/office/word/2015/wordml/symex" xmlns:w16du="http://schemas.microsoft.com/office/word/2023/wordml/word16du" xmlns:wne="http://schemas.microsoft.com/office/word/2006/wordml" mc:Ignorable="w14 w15 w16se w16cid w16 w16cex w16sdtdh w16sdtfl w16du wp14">
   <w:p>
     <w:pPr>
       <w:rPr>
@@ -3338,7 +3353,7 @@
 </file>
 
 <file path=word/numbering.xml><?xml version="1.0" encoding="utf-8"?>
-<w:numbering xmlns:wpc="http://schemas.microsoft.com/office/word/2010/wordprocessingCanvas" xmlns:cx="http://schemas.microsoft.com/office/drawing/2014/chartex" xmlns:cx1="http://schemas.microsoft.com/office/drawing/2015/9/8/chartex" xmlns:cx2="http://schemas.microsoft.com/office/drawing/2015/10/21/chartex" xmlns:cx3="http://schemas.microsoft.com/office/drawing/2016/5/9/chartex" xmlns:cx4="http://schemas.microsoft.com/office/drawing/2016/5/10/chartex" xmlns:cx5="http://schemas.microsoft.com/office/drawing/2016/5/11/chartex" xmlns:cx6="http://schemas.microsoft.com/office/drawing/2016/5/12/chartex" xmlns:cx7="http://schemas.microsoft.com/office/drawing/2016/5/13/chartex" xmlns:cx8="http://schemas.microsoft.com/office/drawing/2016/5/14/chartex" xmlns:mc="http://schemas.openxmlformats.org/markup-compatibility/2006" xmlns:aink="http://schemas.microsoft.com/office/drawing/2016/ink" xmlns:am3d="http://schemas.microsoft.com/office/drawing/2017/model3d" xmlns:o="urn:schemas-microsoft-com:office:office" xmlns:oel="http://schemas.microsoft.com/office/2019/extlst" xmlns:r="http://schemas.openxmlformats.org/officeDocument/2006/relationships" xmlns:m="http://schemas.openxmlformats.org/officeDocument/2006/math" xmlns:v="urn:schemas-microsoft-com:vml" xmlns:wp14="http://schemas.microsoft.com/office/word/2010/wordprocessingDrawing" xmlns:wp="http://schemas.openxmlformats.org/drawingml/2006/wordprocessingDrawing" xmlns:w10="urn:schemas-microsoft-com:office:word" xmlns:w="http://schemas.openxmlformats.org/wordprocessingml/2006/main" xmlns:w14="http://schemas.microsoft.com/office/word/2010/wordml" xmlns:w15="http://schemas.microsoft.com/office/word/2012/wordml" xmlns:w16cex="http://schemas.microsoft.com/office/word/2018/wordml/cex" xmlns:w16cid="http://schemas.microsoft.com/office/word/2016/wordml/cid" xmlns:w16="http://schemas.microsoft.com/office/word/2018/wordml" xmlns:w16du="http://schemas.microsoft.com/office/word/2023/wordml/word16du" xmlns:w16sdtdh="http://schemas.microsoft.com/office/word/2020/wordml/sdtdatahash" xmlns:w16se="http://schemas.microsoft.com/office/word/2015/wordml/symex" xmlns:wpg="http://schemas.microsoft.com/office/word/2010/wordprocessingGroup" xmlns:wpi="http://schemas.microsoft.com/office/word/2010/wordprocessingInk" xmlns:wne="http://schemas.microsoft.com/office/word/2006/wordml" xmlns:wps="http://schemas.microsoft.com/office/word/2010/wordprocessingShape" mc:Ignorable="w14 w15 w16se w16cid w16 w16cex w16sdtdh w16du wp14">
+<w:numbering xmlns:wpc="http://schemas.microsoft.com/office/word/2010/wordprocessingCanvas" xmlns:cx="http://schemas.microsoft.com/office/drawing/2014/chartex" xmlns:cx1="http://schemas.microsoft.com/office/drawing/2015/9/8/chartex" xmlns:cx2="http://schemas.microsoft.com/office/drawing/2015/10/21/chartex" xmlns:cx3="http://schemas.microsoft.com/office/drawing/2016/5/9/chartex" xmlns:cx4="http://schemas.microsoft.com/office/drawing/2016/5/10/chartex" xmlns:cx5="http://schemas.microsoft.com/office/drawing/2016/5/11/chartex" xmlns:cx6="http://schemas.microsoft.com/office/drawing/2016/5/12/chartex" xmlns:cx7="http://schemas.microsoft.com/office/drawing/2016/5/13/chartex" xmlns:cx8="http://schemas.microsoft.com/office/drawing/2016/5/14/chartex" xmlns:mc="http://schemas.openxmlformats.org/markup-compatibility/2006" xmlns:m="http://schemas.openxmlformats.org/officeDocument/2006/math" xmlns:aink="http://schemas.microsoft.com/office/drawing/2016/ink" xmlns:am3d="http://schemas.microsoft.com/office/drawing/2017/model3d" xmlns:oel="http://schemas.microsoft.com/office/2019/extlst" xmlns:r="http://schemas.openxmlformats.org/officeDocument/2006/relationships" xmlns:wp14="http://schemas.microsoft.com/office/word/2010/wordprocessingDrawing" xmlns:wp="http://schemas.openxmlformats.org/drawingml/2006/wordprocessingDrawing" xmlns:wpg="http://schemas.microsoft.com/office/word/2010/wordprocessingGroup" xmlns:wpi="http://schemas.microsoft.com/office/word/2010/wordprocessingInk" xmlns:wps="http://schemas.microsoft.com/office/word/2010/wordprocessingShape" xmlns:o="urn:schemas-microsoft-com:office:office" xmlns:v="urn:schemas-microsoft-com:vml" xmlns:w10="urn:schemas-microsoft-com:office:word" xmlns:w="http://schemas.openxmlformats.org/wordprocessingml/2006/main" xmlns:w14="http://schemas.microsoft.com/office/word/2010/wordml" xmlns:w15="http://schemas.microsoft.com/office/word/2012/wordml" xmlns:w16cex="http://schemas.microsoft.com/office/word/2018/wordml/cex" xmlns:w16cid="http://schemas.microsoft.com/office/word/2016/wordml/cid" xmlns:w16="http://schemas.microsoft.com/office/word/2018/wordml" xmlns:w16sdtdh="http://schemas.microsoft.com/office/word/2020/wordml/sdtdatahash" xmlns:w16sdtfl="http://schemas.microsoft.com/office/word/2024/wordml/sdtformatlock" xmlns:w16se="http://schemas.microsoft.com/office/word/2015/wordml/symex" xmlns:w16du="http://schemas.microsoft.com/office/word/2023/wordml/word16du" xmlns:wne="http://schemas.microsoft.com/office/word/2006/wordml" mc:Ignorable="w14 w15 w16se w16cid w16 w16cex w16sdtdh w16sdtfl w16du wp14">
   <w:abstractNum w:abstractNumId="0" w15:restartNumberingAfterBreak="0">
     <w:nsid w:val="152E3FE9"/>
     <w:multiLevelType w:val="singleLevel"/>
@@ -3749,7 +3764,7 @@
 </file>
 
 <file path=word/styles.xml><?xml version="1.0" encoding="utf-8"?>
-<w:styles xmlns:mc="http://schemas.openxmlformats.org/markup-compatibility/2006" xmlns:r="http://schemas.openxmlformats.org/officeDocument/2006/relationships" xmlns:w="http://schemas.openxmlformats.org/wordprocessingml/2006/main" xmlns:w14="http://schemas.microsoft.com/office/word/2010/wordml" xmlns:w15="http://schemas.microsoft.com/office/word/2012/wordml" xmlns:w16cex="http://schemas.microsoft.com/office/word/2018/wordml/cex" xmlns:w16cid="http://schemas.microsoft.com/office/word/2016/wordml/cid" xmlns:w16="http://schemas.microsoft.com/office/word/2018/wordml" xmlns:w16du="http://schemas.microsoft.com/office/word/2023/wordml/word16du" xmlns:w16sdtdh="http://schemas.microsoft.com/office/word/2020/wordml/sdtdatahash" xmlns:w16se="http://schemas.microsoft.com/office/word/2015/wordml/symex" mc:Ignorable="w14 w15 w16se w16cid w16 w16cex w16sdtdh w16du">
+<w:styles xmlns:mc="http://schemas.openxmlformats.org/markup-compatibility/2006" xmlns:r="http://schemas.openxmlformats.org/officeDocument/2006/relationships" xmlns:w="http://schemas.openxmlformats.org/wordprocessingml/2006/main" xmlns:w14="http://schemas.microsoft.com/office/word/2010/wordml" xmlns:w15="http://schemas.microsoft.com/office/word/2012/wordml" xmlns:w16cex="http://schemas.microsoft.com/office/word/2018/wordml/cex" xmlns:w16cid="http://schemas.microsoft.com/office/word/2016/wordml/cid" xmlns:w16="http://schemas.microsoft.com/office/word/2018/wordml" xmlns:w16sdtdh="http://schemas.microsoft.com/office/word/2020/wordml/sdtdatahash" xmlns:w16sdtfl="http://schemas.microsoft.com/office/word/2024/wordml/sdtformatlock" xmlns:w16se="http://schemas.microsoft.com/office/word/2015/wordml/symex" xmlns:w16du="http://schemas.microsoft.com/office/word/2023/wordml/word16du" mc:Ignorable="w14 w15 w16se w16cid w16 w16cex w16sdtdh w16sdtfl w16du">
   <w:docDefaults>
     <w:rPrDefault>
       <w:rPr>
@@ -3776,6 +3791,50 @@
     <w:lsdException w:name="Subtitle" w:qFormat="1"/>
     <w:lsdException w:name="Strong" w:qFormat="1"/>
     <w:lsdException w:name="Emphasis" w:qFormat="1"/>
+    <w:lsdException w:name="Normal Table" w:semiHidden="1" w:unhideWhenUsed="1"/>
+    <w:lsdException w:name="Table Simple 1" w:semiHidden="1" w:unhideWhenUsed="1"/>
+    <w:lsdException w:name="Table Simple 2" w:semiHidden="1" w:unhideWhenUsed="1"/>
+    <w:lsdException w:name="Table Simple 3" w:semiHidden="1" w:unhideWhenUsed="1"/>
+    <w:lsdException w:name="Table Classic 1" w:semiHidden="1" w:unhideWhenUsed="1"/>
+    <w:lsdException w:name="Table Classic 2" w:semiHidden="1" w:unhideWhenUsed="1"/>
+    <w:lsdException w:name="Table Classic 3" w:semiHidden="1" w:unhideWhenUsed="1"/>
+    <w:lsdException w:name="Table Classic 4" w:semiHidden="1" w:unhideWhenUsed="1"/>
+    <w:lsdException w:name="Table Colorful 1" w:semiHidden="1" w:unhideWhenUsed="1"/>
+    <w:lsdException w:name="Table Colorful 2" w:semiHidden="1" w:unhideWhenUsed="1"/>
+    <w:lsdException w:name="Table Colorful 3" w:semiHidden="1" w:unhideWhenUsed="1"/>
+    <w:lsdException w:name="Table Columns 1" w:semiHidden="1" w:unhideWhenUsed="1"/>
+    <w:lsdException w:name="Table Columns 2" w:semiHidden="1" w:unhideWhenUsed="1"/>
+    <w:lsdException w:name="Table Columns 3" w:semiHidden="1" w:unhideWhenUsed="1"/>
+    <w:lsdException w:name="Table Columns 4" w:semiHidden="1" w:unhideWhenUsed="1"/>
+    <w:lsdException w:name="Table Columns 5" w:semiHidden="1" w:unhideWhenUsed="1"/>
+    <w:lsdException w:name="Table Grid 1" w:semiHidden="1" w:unhideWhenUsed="1"/>
+    <w:lsdException w:name="Table Grid 2" w:semiHidden="1" w:unhideWhenUsed="1"/>
+    <w:lsdException w:name="Table Grid 3" w:semiHidden="1" w:unhideWhenUsed="1"/>
+    <w:lsdException w:name="Table Grid 4" w:semiHidden="1" w:unhideWhenUsed="1"/>
+    <w:lsdException w:name="Table Grid 5" w:semiHidden="1" w:unhideWhenUsed="1"/>
+    <w:lsdException w:name="Table Grid 6" w:semiHidden="1" w:unhideWhenUsed="1"/>
+    <w:lsdException w:name="Table Grid 7" w:semiHidden="1" w:unhideWhenUsed="1"/>
+    <w:lsdException w:name="Table Grid 8" w:semiHidden="1" w:unhideWhenUsed="1"/>
+    <w:lsdException w:name="Table List 1" w:semiHidden="1" w:unhideWhenUsed="1"/>
+    <w:lsdException w:name="Table List 2" w:semiHidden="1" w:unhideWhenUsed="1"/>
+    <w:lsdException w:name="Table List 3" w:semiHidden="1" w:unhideWhenUsed="1"/>
+    <w:lsdException w:name="Table List 4" w:semiHidden="1" w:unhideWhenUsed="1"/>
+    <w:lsdException w:name="Table List 5" w:semiHidden="1" w:unhideWhenUsed="1"/>
+    <w:lsdException w:name="Table List 6" w:semiHidden="1" w:unhideWhenUsed="1"/>
+    <w:lsdException w:name="Table List 7" w:semiHidden="1" w:unhideWhenUsed="1"/>
+    <w:lsdException w:name="Table List 8" w:semiHidden="1" w:unhideWhenUsed="1"/>
+    <w:lsdException w:name="Table 3D effects 1" w:semiHidden="1" w:unhideWhenUsed="1"/>
+    <w:lsdException w:name="Table 3D effects 2" w:semiHidden="1" w:unhideWhenUsed="1"/>
+    <w:lsdException w:name="Table 3D effects 3" w:semiHidden="1" w:unhideWhenUsed="1"/>
+    <w:lsdException w:name="Table Contemporary" w:semiHidden="1" w:unhideWhenUsed="1"/>
+    <w:lsdException w:name="Table Elegant" w:semiHidden="1" w:unhideWhenUsed="1"/>
+    <w:lsdException w:name="Table Professional" w:semiHidden="1" w:unhideWhenUsed="1"/>
+    <w:lsdException w:name="Table Subtle 1" w:semiHidden="1" w:unhideWhenUsed="1"/>
+    <w:lsdException w:name="Table Subtle 2" w:semiHidden="1" w:unhideWhenUsed="1"/>
+    <w:lsdException w:name="Table Web 1" w:semiHidden="1" w:unhideWhenUsed="1"/>
+    <w:lsdException w:name="Table Web 2" w:semiHidden="1" w:unhideWhenUsed="1"/>
+    <w:lsdException w:name="Table Web 3" w:semiHidden="1" w:unhideWhenUsed="1"/>
+    <w:lsdException w:name="Table Theme" w:semiHidden="1" w:unhideWhenUsed="1"/>
     <w:lsdException w:name="Placeholder Text" w:semiHidden="1" w:uiPriority="99"/>
     <w:lsdException w:name="No Spacing" w:uiPriority="1" w:qFormat="1"/>
     <w:lsdException w:name="Light Shading" w:uiPriority="60"/>
@@ -4112,11 +4171,15 @@
   </w:style>
   <w:style w:type="character" w:default="1" w:styleId="DefaultParagraphFont">
     <w:name w:val="Default Paragraph Font"/>
+    <w:uiPriority w:val="1"/>
     <w:semiHidden/>
+    <w:unhideWhenUsed/>
   </w:style>
   <w:style w:type="table" w:default="1" w:styleId="TableNormal">
     <w:name w:val="Normal Table"/>
+    <w:uiPriority w:val="99"/>
     <w:semiHidden/>
+    <w:unhideWhenUsed/>
     <w:tblPr>
       <w:tblInd w:w="0" w:type="dxa"/>
       <w:tblCellMar>
@@ -4129,7 +4192,9 @@
   </w:style>
   <w:style w:type="numbering" w:default="1" w:styleId="NoList">
     <w:name w:val="No List"/>
+    <w:uiPriority w:val="99"/>
     <w:semiHidden/>
+    <w:unhideWhenUsed/>
   </w:style>
   <w:style w:type="paragraph" w:styleId="EnvelopeAddress">
     <w:name w:val="envelope address"/>
